--- a/docs/SRS - Software Requirement Specification.docx
+++ b/docs/SRS - Software Requirement Specification.docx
@@ -1645,8 +1645,6 @@
         </w:rPr>
         <w:t>Table of Figures:</w:t>
       </w:r>
-      <w:bookmarkStart w:id="88" w:name="_GoBack"/>
-      <w:bookmarkEnd w:id="88"/>
     </w:p>
     <w:p>
       <w:pPr>
@@ -2076,8 +2074,8 @@
       </w:pPr>
       <w:bookmarkStart w:id="6" w:name="_sm9mvf4jtqe" w:colFirst="0" w:colLast="0"/>
       <w:bookmarkEnd w:id="6"/>
-      <w:bookmarkStart w:id="7" w:name="_Toc26704"/>
-      <w:bookmarkStart w:id="8" w:name="_Toc3207"/>
+      <w:bookmarkStart w:id="7" w:name="_Toc3207"/>
+      <w:bookmarkStart w:id="8" w:name="_Toc26704"/>
       <w:r>
         <w:rPr>
           <w:color w:val="1F1F1F"/>
@@ -2100,8 +2098,8 @@
       </w:pPr>
       <w:bookmarkStart w:id="9" w:name="_ffis57ngginm" w:colFirst="0" w:colLast="0"/>
       <w:bookmarkEnd w:id="9"/>
-      <w:bookmarkStart w:id="10" w:name="_Toc20183"/>
-      <w:bookmarkStart w:id="11" w:name="_Toc14936"/>
+      <w:bookmarkStart w:id="10" w:name="_Toc14936"/>
+      <w:bookmarkStart w:id="11" w:name="_Toc20183"/>
       <w:r>
         <w:rPr>
           <w:color w:val="1F1F1F"/>
@@ -2114,33 +2112,19 @@
     </w:p>
     <w:p>
       <w:pPr>
-        <w:spacing w:line="360" w:lineRule="auto"/>
-        <w:rPr>
-          <w:color w:val="1F1F1F"/>
-        </w:rPr>
-      </w:pPr>
-      <w:r>
-        <w:rPr>
-          <w:color w:val="1F1F1F"/>
-          <w:rtl w:val="0"/>
-        </w:rPr>
-        <w:t xml:space="preserve">This Software Requirements Specification (SRS) document details the functional and non-functional requirements for the </w:t>
-      </w:r>
-      <w:r>
-        <w:rPr>
-          <w:b/>
-          <w:bCs/>
-          <w:color w:val="1F1F1F"/>
-          <w:rtl w:val="0"/>
-        </w:rPr>
-        <w:t xml:space="preserve">"Integrated Coding Education &amp; Competitive Programming Platform" system </w:t>
-      </w:r>
-      <w:r>
-        <w:rPr>
-          <w:color w:val="1F1F1F"/>
-          <w:rtl w:val="0"/>
-        </w:rPr>
-        <w:t>. The document serves as a technical commitment and acceptance basis between the development team (SWP391 project team), the supervising lecturer, and the project evaluation committee, ensuring complete agreement on the scope and operation of the system before programming begins.</w:t>
+        <w:bidi w:val="0"/>
+      </w:pPr>
+      <w:bookmarkStart w:id="12" w:name="_sb3s64d0e7e9" w:colFirst="0" w:colLast="0"/>
+      <w:bookmarkEnd w:id="12"/>
+      <w:bookmarkStart w:id="13" w:name="_Toc10349"/>
+      <w:bookmarkStart w:id="14" w:name="_Toc2676"/>
+      <w:r>
+        <w:t>This Software Requirements Specification (SRS) document defines in comprehensive detail all functional and non-functional requirements for the "Integrated Coding Education &amp; Competitive Programming Platform". This document serves as a technical guideline to align the development team (SWP391 project group) for designing the architecture, constructing the database, and programming the core modules. Concurrently, it acts as the official technical commitment and acceptance basis between the student group, the supervisor, and the Capstone Project Committee at FPT University. It establishes a standard benchmark to evaluate the actual product quality, ensuring absolute consensus on the sys</w:t>
+      </w:r>
+      <w:bookmarkStart w:id="88" w:name="_GoBack"/>
+      <w:bookmarkEnd w:id="88"/>
+      <w:r>
+        <w:t>tem's scope and operational behaviors before proceeding with the coding phase.</w:t>
       </w:r>
     </w:p>
     <w:p>
@@ -2153,10 +2137,6 @@
           <w:color w:val="1F1F1F"/>
         </w:rPr>
       </w:pPr>
-      <w:bookmarkStart w:id="12" w:name="_sb3s64d0e7e9" w:colFirst="0" w:colLast="0"/>
-      <w:bookmarkEnd w:id="12"/>
-      <w:bookmarkStart w:id="13" w:name="_Toc10349"/>
-      <w:bookmarkStart w:id="14" w:name="_Toc2676"/>
       <w:r>
         <w:rPr>
           <w:color w:val="1F1F1F"/>
@@ -3749,8 +3729,8 @@
       </w:pPr>
       <w:bookmarkStart w:id="21" w:name="_9xeq0ctlyfid" w:colFirst="0" w:colLast="0"/>
       <w:bookmarkEnd w:id="21"/>
-      <w:bookmarkStart w:id="22" w:name="_Toc14480"/>
-      <w:bookmarkStart w:id="23" w:name="_Toc22551"/>
+      <w:bookmarkStart w:id="22" w:name="_Toc22551"/>
+      <w:bookmarkStart w:id="23" w:name="_Toc14480"/>
       <w:r>
         <w:rPr>
           <w:color w:val="1F1F1F"/>
@@ -3924,8 +3904,8 @@
       </w:pPr>
       <w:bookmarkStart w:id="27" w:name="_k6vgdjmjxe5z" w:colFirst="0" w:colLast="0"/>
       <w:bookmarkEnd w:id="27"/>
-      <w:bookmarkStart w:id="28" w:name="_Toc1949"/>
-      <w:bookmarkStart w:id="29" w:name="_Toc21993"/>
+      <w:bookmarkStart w:id="28" w:name="_Toc21993"/>
+      <w:bookmarkStart w:id="29" w:name="_Toc1949"/>
       <w:r>
         <w:rPr>
           <w:color w:val="1F1F1F"/>
@@ -5039,8 +5019,8 @@
       </w:pPr>
       <w:bookmarkStart w:id="36" w:name="_mf97jmfasvrt" w:colFirst="0" w:colLast="0"/>
       <w:bookmarkEnd w:id="36"/>
-      <w:bookmarkStart w:id="37" w:name="_Toc15432"/>
-      <w:bookmarkStart w:id="38" w:name="_Toc15561"/>
+      <w:bookmarkStart w:id="37" w:name="_Toc15561"/>
+      <w:bookmarkStart w:id="38" w:name="_Toc15432"/>
       <w:r>
         <w:rPr>
           <w:color w:val="1F1F1F"/>
@@ -5914,8 +5894,8 @@
       </w:pPr>
       <w:bookmarkStart w:id="45" w:name="_wyu1ialr15ba" w:colFirst="0" w:colLast="0"/>
       <w:bookmarkEnd w:id="45"/>
-      <w:bookmarkStart w:id="46" w:name="_Toc14953"/>
-      <w:bookmarkStart w:id="47" w:name="_Toc4091"/>
+      <w:bookmarkStart w:id="46" w:name="_Toc4091"/>
+      <w:bookmarkStart w:id="47" w:name="_Toc14953"/>
       <w:r>
         <w:rPr>
           <w:color w:val="1F1F1F"/>
@@ -6792,8 +6772,8 @@
       </w:pPr>
       <w:bookmarkStart w:id="54" w:name="_1hvl4qotysf1" w:colFirst="0" w:colLast="0"/>
       <w:bookmarkEnd w:id="54"/>
-      <w:bookmarkStart w:id="55" w:name="_Toc21670"/>
-      <w:bookmarkStart w:id="56" w:name="_Toc18312"/>
+      <w:bookmarkStart w:id="55" w:name="_Toc18312"/>
+      <w:bookmarkStart w:id="56" w:name="_Toc21670"/>
       <w:r>
         <w:rPr>
           <w:color w:val="1F1F1F"/>
@@ -6891,8 +6871,8 @@
       </w:pPr>
       <w:bookmarkStart w:id="59" w:name="_84petnn5a5bb" w:colFirst="0" w:colLast="0"/>
       <w:bookmarkEnd w:id="59"/>
-      <w:bookmarkStart w:id="60" w:name="_Toc1272"/>
-      <w:bookmarkStart w:id="61" w:name="_Toc5384"/>
+      <w:bookmarkStart w:id="60" w:name="_Toc5384"/>
+      <w:bookmarkStart w:id="61" w:name="_Toc1272"/>
       <w:r>
         <w:rPr>
           <w:color w:val="1F1F1F"/>
@@ -6920,8 +6900,8 @@
       </w:pPr>
       <w:bookmarkStart w:id="62" w:name="_hvw97bcj5r3h" w:colFirst="0" w:colLast="0"/>
       <w:bookmarkEnd w:id="62"/>
-      <w:bookmarkStart w:id="63" w:name="_Toc28068"/>
-      <w:bookmarkStart w:id="64" w:name="_Toc28749"/>
+      <w:bookmarkStart w:id="63" w:name="_Toc28749"/>
+      <w:bookmarkStart w:id="64" w:name="_Toc28068"/>
       <w:r>
         <w:rPr>
           <w:color w:val="1F1F1F"/>
@@ -6985,8 +6965,8 @@
       <w:pPr>
         <w:pStyle w:val="15"/>
       </w:pPr>
-      <w:bookmarkStart w:id="65" w:name="_Toc11396"/>
-      <w:bookmarkStart w:id="66" w:name="_Toc16409"/>
+      <w:bookmarkStart w:id="65" w:name="_Toc16409"/>
+      <w:bookmarkStart w:id="66" w:name="_Toc11396"/>
       <w:r>
         <w:rPr>
           <w:rtl w:val="0"/>
@@ -7081,8 +7061,8 @@
       <w:pPr>
         <w:pStyle w:val="15"/>
       </w:pPr>
-      <w:bookmarkStart w:id="70" w:name="_Toc25107"/>
-      <w:bookmarkStart w:id="71" w:name="_Toc27805"/>
+      <w:bookmarkStart w:id="70" w:name="_Toc27805"/>
+      <w:bookmarkStart w:id="71" w:name="_Toc25107"/>
       <w:r>
         <w:rPr>
           <w:rtl w:val="0"/>
@@ -7179,8 +7159,8 @@
       <w:pPr>
         <w:pStyle w:val="15"/>
       </w:pPr>
-      <w:bookmarkStart w:id="76" w:name="_Toc63"/>
-      <w:bookmarkStart w:id="77" w:name="_Toc23177"/>
+      <w:bookmarkStart w:id="76" w:name="_Toc23177"/>
+      <w:bookmarkStart w:id="77" w:name="_Toc63"/>
       <w:r>
         <w:rPr>
           <w:rtl w:val="0"/>
@@ -7200,8 +7180,8 @@
       </w:pPr>
       <w:bookmarkStart w:id="78" w:name="_cul4zt9ov194" w:colFirst="0" w:colLast="0"/>
       <w:bookmarkEnd w:id="78"/>
-      <w:bookmarkStart w:id="79" w:name="_Toc21048"/>
-      <w:bookmarkStart w:id="80" w:name="_Toc31065"/>
+      <w:bookmarkStart w:id="79" w:name="_Toc31065"/>
+      <w:bookmarkStart w:id="80" w:name="_Toc21048"/>
       <w:r>
         <w:rPr>
           <w:color w:val="1F1F1F"/>
@@ -7286,8 +7266,8 @@
       </w:pPr>
       <w:bookmarkStart w:id="83" w:name="_v79c0n1wg4hm" w:colFirst="0" w:colLast="0"/>
       <w:bookmarkEnd w:id="83"/>
-      <w:bookmarkStart w:id="84" w:name="_Toc16859"/>
-      <w:bookmarkStart w:id="85" w:name="_Toc22407"/>
+      <w:bookmarkStart w:id="84" w:name="_Toc22407"/>
+      <w:bookmarkStart w:id="85" w:name="_Toc16859"/>
       <w:r>
         <w:rPr>
           <w:color w:val="1F1F1F"/>
@@ -8539,7 +8519,7 @@
   <w:docDefaults>
     <w:rPrDefault>
       <w:rPr>
-        <w:rFonts w:asciiTheme="minorHAnsi" w:hAnsiTheme="minorHAnsi" w:eastAsiaTheme="minorEastAsia" w:cstheme="minorBidi"/>
+        <w:rFonts w:ascii="Times New Roman" w:hAnsi="Times New Roman" w:eastAsia="SimSun" w:cs="Times New Roman"/>
       </w:rPr>
     </w:rPrDefault>
     <w:pPrDefault/>
@@ -8548,7 +8528,7 @@
     <w:lsdException w:qFormat="1" w:unhideWhenUsed="0" w:uiPriority="0" w:semiHidden="0" w:name="Normal"/>
     <w:lsdException w:qFormat="1" w:unhideWhenUsed="0" w:uiPriority="0" w:semiHidden="0" w:name="heading 1"/>
     <w:lsdException w:qFormat="1" w:unhideWhenUsed="0" w:uiPriority="0" w:semiHidden="0" w:name="heading 2"/>
-    <w:lsdException w:unhideWhenUsed="0" w:uiPriority="0" w:semiHidden="0" w:name="heading 3"/>
+    <w:lsdException w:qFormat="1" w:unhideWhenUsed="0" w:uiPriority="0" w:semiHidden="0" w:name="heading 3"/>
     <w:lsdException w:qFormat="1" w:unhideWhenUsed="0" w:uiPriority="0" w:semiHidden="0" w:name="heading 4"/>
     <w:lsdException w:qFormat="1" w:unhideWhenUsed="0" w:uiPriority="0" w:semiHidden="0" w:name="heading 5"/>
     <w:lsdException w:qFormat="1" w:unhideWhenUsed="0" w:uiPriority="0" w:semiHidden="0" w:name="heading 6"/>
@@ -8704,7 +8684,7 @@
     <w:lsdException w:unhideWhenUsed="0" w:uiPriority="66" w:semiHidden="0" w:name="Medium List 2"/>
     <w:lsdException w:unhideWhenUsed="0" w:uiPriority="67" w:semiHidden="0" w:name="Medium Grid 1"/>
     <w:lsdException w:unhideWhenUsed="0" w:uiPriority="68" w:semiHidden="0" w:name="Medium Grid 2"/>
-    <w:lsdException w:unhideWhenUsed="0" w:uiPriority="69" w:semiHidden="0" w:name="Medium Grid 3"/>
+    <w:lsdException w:qFormat="1" w:unhideWhenUsed="0" w:uiPriority="69" w:semiHidden="0" w:name="Medium Grid 3"/>
     <w:lsdException w:unhideWhenUsed="0" w:uiPriority="70" w:semiHidden="0" w:name="Dark List"/>
     <w:lsdException w:unhideWhenUsed="0" w:uiPriority="71" w:semiHidden="0" w:name="Colorful Shading"/>
     <w:lsdException w:unhideWhenUsed="0" w:uiPriority="72" w:semiHidden="0" w:name="Colorful List"/>
@@ -8731,9 +8711,9 @@
     <w:lsdException w:unhideWhenUsed="0" w:uiPriority="65" w:semiHidden="0" w:name="Medium List 1 Accent 2"/>
     <w:lsdException w:unhideWhenUsed="0" w:uiPriority="66" w:semiHidden="0" w:name="Medium List 2 Accent 2"/>
     <w:lsdException w:unhideWhenUsed="0" w:uiPriority="67" w:semiHidden="0" w:name="Medium Grid 1 Accent 2"/>
-    <w:lsdException w:qFormat="1" w:unhideWhenUsed="0" w:uiPriority="68" w:semiHidden="0" w:name="Medium Grid 2 Accent 2"/>
-    <w:lsdException w:unhideWhenUsed="0" w:uiPriority="69" w:semiHidden="0" w:name="Medium Grid 3 Accent 2"/>
-    <w:lsdException w:unhideWhenUsed="0" w:uiPriority="70" w:semiHidden="0" w:name="Dark List Accent 2"/>
+    <w:lsdException w:unhideWhenUsed="0" w:uiPriority="68" w:semiHidden="0" w:name="Medium Grid 2 Accent 2"/>
+    <w:lsdException w:qFormat="1" w:unhideWhenUsed="0" w:uiPriority="69" w:semiHidden="0" w:name="Medium Grid 3 Accent 2"/>
+    <w:lsdException w:qFormat="1" w:unhideWhenUsed="0" w:uiPriority="70" w:semiHidden="0" w:name="Dark List Accent 2"/>
     <w:lsdException w:unhideWhenUsed="0" w:uiPriority="71" w:semiHidden="0" w:name="Colorful Shading Accent 2"/>
     <w:lsdException w:unhideWhenUsed="0" w:uiPriority="72" w:semiHidden="0" w:name="Colorful List Accent 2"/>
     <w:lsdException w:unhideWhenUsed="0" w:uiPriority="73" w:semiHidden="0" w:name="Colorful Grid Accent 2"/>
@@ -8750,7 +8730,7 @@
     <w:lsdException w:unhideWhenUsed="0" w:uiPriority="70" w:semiHidden="0" w:name="Dark List Accent 3"/>
     <w:lsdException w:unhideWhenUsed="0" w:uiPriority="71" w:semiHidden="0" w:name="Colorful Shading Accent 3"/>
     <w:lsdException w:unhideWhenUsed="0" w:uiPriority="72" w:semiHidden="0" w:name="Colorful List Accent 3"/>
-    <w:lsdException w:unhideWhenUsed="0" w:uiPriority="73" w:semiHidden="0" w:name="Colorful Grid Accent 3"/>
+    <w:lsdException w:qFormat="1" w:unhideWhenUsed="0" w:uiPriority="73" w:semiHidden="0" w:name="Colorful Grid Accent 3"/>
     <w:lsdException w:unhideWhenUsed="0" w:uiPriority="60" w:semiHidden="0" w:name="Light Shading Accent 4"/>
     <w:lsdException w:qFormat="1" w:unhideWhenUsed="0" w:uiPriority="61" w:semiHidden="0" w:name="Light List Accent 4"/>
     <w:lsdException w:unhideWhenUsed="0" w:uiPriority="62" w:semiHidden="0" w:name="Light Grid Accent 4"/>
@@ -8775,7 +8755,7 @@
     <w:lsdException w:unhideWhenUsed="0" w:uiPriority="67" w:semiHidden="0" w:name="Medium Grid 1 Accent 5"/>
     <w:lsdException w:unhideWhenUsed="0" w:uiPriority="68" w:semiHidden="0" w:name="Medium Grid 2 Accent 5"/>
     <w:lsdException w:unhideWhenUsed="0" w:uiPriority="69" w:semiHidden="0" w:name="Medium Grid 3 Accent 5"/>
-    <w:lsdException w:unhideWhenUsed="0" w:uiPriority="70" w:semiHidden="0" w:name="Dark List Accent 5"/>
+    <w:lsdException w:qFormat="1" w:unhideWhenUsed="0" w:uiPriority="70" w:semiHidden="0" w:name="Dark List Accent 5"/>
     <w:lsdException w:unhideWhenUsed="0" w:uiPriority="71" w:semiHidden="0" w:name="Colorful Shading Accent 5"/>
     <w:lsdException w:unhideWhenUsed="0" w:uiPriority="72" w:semiHidden="0" w:name="Colorful List Accent 5"/>
     <w:lsdException w:unhideWhenUsed="0" w:uiPriority="73" w:semiHidden="0" w:name="Colorful Grid Accent 5"/>
@@ -8848,6 +8828,7 @@
     <w:name w:val="heading 3"/>
     <w:basedOn w:val="1"/>
     <w:next w:val="1"/>
+    <w:qFormat/>
     <w:uiPriority w:val="0"/>
     <w:pPr>
       <w:keepNext/>
